--- a/1-Links/2-Education/2-YouTube Channels/2-Multidisciplinary Education/2-New Media Academy Life.docx
+++ b/1-Links/2-Education/2-YouTube Channels/2-Multidisciplinary Education/2-New Media Academy Life.docx
@@ -1379,33 +1379,44 @@
           <w:sz w:val="18"/>
           <w:highlight w:val="lightGray"/>
         </w:rPr>
-        <w:t>g</w:t>
-      </w:r>
-      <w:r>
-        <w:rPr>
-          <w:rFonts w:ascii="Arial" w:hAnsi="Arial" w:eastAsia="Arial" w:cs="Arial"/>
-          <w:b w:val="0"/>
-          <w:i w:val="0"/>
-          <w:color w:val="000000"/>
-          <w:sz w:val="18"/>
-          <w:highlight w:val="lightGray"/>
-        </w:rPr>
-        <w:t>p</w:t>
-      </w:r>
-      <w:r>
-        <w:rPr>
-          <w:rFonts w:ascii="Arial" w:hAnsi="Arial" w:eastAsia="Arial" w:cs="Arial"/>
-          <w:b w:val="0"/>
-          <w:i w:val="0"/>
-          <w:color w:val="000000"/>
-          <w:sz w:val="18"/>
-          <w:highlight w:val="lightGray"/>
-        </w:rPr>
-        <w:t>t</w:t>
-      </w:r>
-      <w:r>
-        <w:rPr>
-          <w:rFonts w:ascii="Arial" w:hAnsi="Arial" w:eastAsia="Arial" w:cs="Arial"/>
+        <w:t>G</w:t>
+      </w:r>
+      <w:r>
+        <w:rPr>
+          <w:rFonts w:ascii="Arial" w:hAnsi="Arial" w:eastAsia="Arial" w:cs="Arial"/>
+          <w:b w:val="0"/>
+          <w:i w:val="0"/>
+          <w:color w:val="000000"/>
+          <w:sz w:val="18"/>
+          <w:highlight w:val="lightGray"/>
+        </w:rPr>
+        <w:t>P</w:t>
+      </w:r>
+      <w:r>
+        <w:rPr>
+          <w:rFonts w:ascii="Arial" w:hAnsi="Arial" w:eastAsia="Arial" w:cs="Arial"/>
+          <w:b w:val="0"/>
+          <w:i w:val="0"/>
+          <w:color w:val="000000"/>
+          <w:sz w:val="18"/>
+          <w:highlight w:val="lightGray"/>
+        </w:rPr>
+        <w:t>T</w:t>
+      </w:r>
+      <w:r>
+        <w:rPr>
+          <w:rFonts w:ascii="Arial" w:hAnsi="Arial" w:eastAsia="Arial" w:cs="Arial"/>
+          <w:b w:val="0"/>
+          <w:i w:val="0"/>
+          <w:color w:val="000000"/>
+          <w:sz w:val="18"/>
+          <w:highlight w:val="lightGray"/>
+        </w:rPr>
+        <w:t>]</w:t>
+      </w:r>
+      <w:r>
+        <w:rPr>
+          <w:rFonts w:ascii="Arial" w:hAnsi="Arial"/>
           <w:b w:val="0"/>
           <w:i w:val="0"/>
           <w:color w:val="000000"/>
@@ -1416,107 +1427,19 @@
       </w:r>
       <w:r>
         <w:rPr>
-          <w:rFonts w:ascii="Arial" w:hAnsi="Arial" w:eastAsia="Arial" w:cs="Arial"/>
-          <w:b w:val="0"/>
-          <w:i w:val="0"/>
-          <w:color w:val="000000"/>
-          <w:sz w:val="18"/>
-          <w:highlight w:val="lightGray"/>
-        </w:rPr>
-        <w:t>(</w:t>
-      </w:r>
-      <w:r>
-        <w:rPr>
-          <w:rFonts w:ascii="Arial" w:hAnsi="Arial" w:eastAsia="Arial" w:cs="Arial"/>
-          <w:b w:val="0"/>
-          <w:i w:val="0"/>
-          <w:color w:val="000000"/>
-          <w:sz w:val="18"/>
-          <w:highlight w:val="lightGray"/>
-        </w:rPr>
-        <w:t>G</w:t>
-      </w:r>
-      <w:r>
-        <w:rPr>
-          <w:rFonts w:ascii="Arial" w:hAnsi="Arial" w:eastAsia="Arial" w:cs="Arial"/>
-          <w:b w:val="0"/>
-          <w:i w:val="0"/>
-          <w:color w:val="000000"/>
-          <w:sz w:val="18"/>
-          <w:highlight w:val="lightGray"/>
-        </w:rPr>
-        <w:t>P</w:t>
-      </w:r>
-      <w:r>
-        <w:rPr>
-          <w:rFonts w:ascii="Arial" w:hAnsi="Arial" w:eastAsia="Arial" w:cs="Arial"/>
-          <w:b w:val="0"/>
-          <w:i w:val="0"/>
-          <w:color w:val="000000"/>
-          <w:sz w:val="18"/>
-          <w:highlight w:val="lightGray"/>
-        </w:rPr>
-        <w:t>T</w:t>
-      </w:r>
-      <w:r>
-        <w:rPr>
-          <w:rFonts w:ascii="Arial" w:hAnsi="Arial" w:eastAsia="Arial" w:cs="Cambria Math"/>
-          <w:b w:val="0"/>
-          <w:i w:val="0"/>
-          <w:color w:val="000000"/>
-          <w:sz w:val="18"/>
-          <w:highlight w:val="lightGray"/>
-        </w:rPr>
-        <w:t>‑</w:t>
-      </w:r>
-      <w:r>
-        <w:rPr>
-          <w:rFonts w:ascii="Arial" w:hAnsi="Arial" w:eastAsia="Arial" w:cs="Arial"/>
-          <w:b w:val="0"/>
-          <w:i w:val="0"/>
-          <w:color w:val="000000"/>
-          <w:sz w:val="18"/>
-          <w:highlight w:val="lightGray"/>
-        </w:rPr>
-        <w:t>5</w:t>
-      </w:r>
-      <w:r>
-        <w:rPr>
-          <w:rFonts w:ascii="Arial" w:hAnsi="Arial" w:eastAsia="Arial" w:cs="Arial"/>
-          <w:b w:val="0"/>
-          <w:i w:val="0"/>
-          <w:color w:val="000000"/>
-          <w:sz w:val="18"/>
-          <w:highlight w:val="lightGray"/>
-        </w:rPr>
-        <w:t xml:space="preserve"> </w:t>
-      </w:r>
-      <w:r>
-        <w:rPr>
-          <w:rFonts w:ascii="Arial" w:hAnsi="Arial" w:eastAsia="Arial" w:cs="Arial"/>
-          <w:b w:val="0"/>
-          <w:i w:val="0"/>
-          <w:color w:val="000000"/>
-          <w:sz w:val="18"/>
-          <w:highlight w:val="lightGray"/>
-        </w:rPr>
-        <w:t>M</w:t>
-      </w:r>
-      <w:r>
-        <w:rPr>
-          <w:rFonts w:ascii="Arial" w:hAnsi="Arial" w:eastAsia="Arial" w:cs="Arial"/>
-          <w:b w:val="0"/>
-          <w:i w:val="0"/>
-          <w:color w:val="000000"/>
-          <w:sz w:val="18"/>
-          <w:highlight w:val="lightGray"/>
-        </w:rPr>
-        <w:t>i</w:t>
-      </w:r>
-      <w:r>
-        <w:rPr>
-          <w:rFonts w:ascii="Arial" w:hAnsi="Arial" w:eastAsia="Arial" w:cs="Arial"/>
-          <w:b w:val="0"/>
+          <w:rFonts w:ascii="Arial" w:hAnsi="Arial"/>
+          <w:b/>
+          <w:i w:val="0"/>
+          <w:color w:val="000000"/>
+          <w:sz w:val="18"/>
+          <w:highlight w:val="lightGray"/>
+        </w:rPr>
+        <w:t>o</w:t>
+      </w:r>
+      <w:r>
+        <w:rPr>
+          <w:rFonts w:ascii="Arial" w:hAnsi="Arial"/>
+          <w:b/>
           <w:i w:val="0"/>
           <w:color w:val="000000"/>
           <w:sz w:val="18"/>
@@ -1526,73 +1449,7 @@
       </w:r>
       <w:r>
         <w:rPr>
-          <w:rFonts w:ascii="Arial" w:hAnsi="Arial" w:eastAsia="Arial" w:cs="Arial"/>
-          <w:b w:val="0"/>
-          <w:i w:val="0"/>
-          <w:color w:val="000000"/>
-          <w:sz w:val="18"/>
-          <w:highlight w:val="lightGray"/>
-        </w:rPr>
-        <w:t>i</w:t>
-      </w:r>
-      <w:r>
-        <w:rPr>
-          <w:rFonts w:ascii="Arial" w:hAnsi="Arial" w:eastAsia="Arial" w:cs="Arial"/>
-          <w:b w:val="0"/>
-          <w:i w:val="0"/>
-          <w:color w:val="000000"/>
-          <w:sz w:val="18"/>
-          <w:highlight w:val="lightGray"/>
-        </w:rPr>
-        <w:t>)</w:t>
-      </w:r>
-      <w:r>
-        <w:rPr>
-          <w:rFonts w:ascii="Arial" w:hAnsi="Arial" w:eastAsia="Arial" w:cs="Arial"/>
-          <w:b w:val="0"/>
-          <w:i w:val="0"/>
-          <w:color w:val="000000"/>
-          <w:sz w:val="18"/>
-          <w:highlight w:val="lightGray"/>
-        </w:rPr>
-        <w:t>]</w:t>
-      </w:r>
-      <w:r>
-        <w:rPr>
-          <w:rFonts w:ascii="Arial" w:hAnsi="Arial" w:eastAsia="Arial" w:cs="Arial"/>
-          <w:b w:val="0"/>
-          <w:i w:val="0"/>
-          <w:color w:val="000000"/>
-          <w:sz w:val="18"/>
-          <w:highlight w:val="lightGray"/>
-        </w:rPr>
-        <w:t xml:space="preserve"> </w:t>
-      </w:r>
-      <w:r>
-        <w:rPr>
-          <w:rFonts w:ascii="Arial" w:hAnsi="Arial" w:eastAsia="Arial" w:cs="Arial"/>
-          <w:b/>
-          <w:i w:val="0"/>
-          <w:color w:val="000000"/>
-          <w:sz w:val="18"/>
-          <w:highlight w:val="lightGray"/>
-        </w:rPr>
-        <w:t>o</w:t>
-      </w:r>
-      <w:r>
-        <w:rPr>
-          <w:rFonts w:ascii="Arial" w:hAnsi="Arial" w:eastAsia="Arial" w:cs="Arial"/>
-          <w:b/>
-          <w:i w:val="0"/>
-          <w:color w:val="000000"/>
-          <w:sz w:val="18"/>
-          <w:highlight w:val="lightGray"/>
-        </w:rPr>
-        <w:t>n</w:t>
-      </w:r>
-      <w:r>
-        <w:rPr>
-          <w:rFonts w:ascii="Arial" w:hAnsi="Arial" w:eastAsia="Arial"/>
+          <w:rFonts w:ascii="Arial" w:hAnsi="Arial"/>
           <w:b w:val="0"/>
           <w:i w:val="0"/>
           <w:sz w:val="18"/>
@@ -3328,33 +3185,44 @@
           <w:sz w:val="18"/>
           <w:highlight w:val="lightGray"/>
         </w:rPr>
-        <w:t>g</w:t>
-      </w:r>
-      <w:r>
-        <w:rPr>
-          <w:rFonts w:ascii="Arial" w:hAnsi="Arial" w:eastAsia="Arial" w:cs="Arial"/>
-          <w:b w:val="0"/>
-          <w:i w:val="0"/>
-          <w:color w:val="000000"/>
-          <w:sz w:val="18"/>
-          <w:highlight w:val="lightGray"/>
-        </w:rPr>
-        <w:t>p</w:t>
-      </w:r>
-      <w:r>
-        <w:rPr>
-          <w:rFonts w:ascii="Arial" w:hAnsi="Arial" w:eastAsia="Arial" w:cs="Arial"/>
-          <w:b w:val="0"/>
-          <w:i w:val="0"/>
-          <w:color w:val="000000"/>
-          <w:sz w:val="18"/>
-          <w:highlight w:val="lightGray"/>
-        </w:rPr>
-        <w:t>t</w:t>
-      </w:r>
-      <w:r>
-        <w:rPr>
-          <w:rFonts w:ascii="Arial" w:hAnsi="Arial" w:eastAsia="Arial" w:cs="Arial"/>
+        <w:t>G</w:t>
+      </w:r>
+      <w:r>
+        <w:rPr>
+          <w:rFonts w:ascii="Arial" w:hAnsi="Arial" w:eastAsia="Arial" w:cs="Arial"/>
+          <w:b w:val="0"/>
+          <w:i w:val="0"/>
+          <w:color w:val="000000"/>
+          <w:sz w:val="18"/>
+          <w:highlight w:val="lightGray"/>
+        </w:rPr>
+        <w:t>P</w:t>
+      </w:r>
+      <w:r>
+        <w:rPr>
+          <w:rFonts w:ascii="Arial" w:hAnsi="Arial" w:eastAsia="Arial" w:cs="Arial"/>
+          <w:b w:val="0"/>
+          <w:i w:val="0"/>
+          <w:color w:val="000000"/>
+          <w:sz w:val="18"/>
+          <w:highlight w:val="lightGray"/>
+        </w:rPr>
+        <w:t>T</w:t>
+      </w:r>
+      <w:r>
+        <w:rPr>
+          <w:rFonts w:ascii="Arial" w:hAnsi="Arial" w:eastAsia="Arial" w:cs="Arial"/>
+          <w:b w:val="0"/>
+          <w:i w:val="0"/>
+          <w:color w:val="000000"/>
+          <w:sz w:val="18"/>
+          <w:highlight w:val="lightGray"/>
+        </w:rPr>
+        <w:t>]</w:t>
+      </w:r>
+      <w:r>
+        <w:rPr>
+          <w:rFonts w:ascii="Arial" w:hAnsi="Arial"/>
           <w:b w:val="0"/>
           <w:i w:val="0"/>
           <w:color w:val="000000"/>
@@ -3365,107 +3233,19 @@
       </w:r>
       <w:r>
         <w:rPr>
-          <w:rFonts w:ascii="Arial" w:hAnsi="Arial" w:eastAsia="Arial" w:cs="Arial"/>
-          <w:b w:val="0"/>
-          <w:i w:val="0"/>
-          <w:color w:val="000000"/>
-          <w:sz w:val="18"/>
-          <w:highlight w:val="lightGray"/>
-        </w:rPr>
-        <w:t>(</w:t>
-      </w:r>
-      <w:r>
-        <w:rPr>
-          <w:rFonts w:ascii="Arial" w:hAnsi="Arial" w:eastAsia="Arial" w:cs="Arial"/>
-          <w:b w:val="0"/>
-          <w:i w:val="0"/>
-          <w:color w:val="000000"/>
-          <w:sz w:val="18"/>
-          <w:highlight w:val="lightGray"/>
-        </w:rPr>
-        <w:t>G</w:t>
-      </w:r>
-      <w:r>
-        <w:rPr>
-          <w:rFonts w:ascii="Arial" w:hAnsi="Arial" w:eastAsia="Arial" w:cs="Arial"/>
-          <w:b w:val="0"/>
-          <w:i w:val="0"/>
-          <w:color w:val="000000"/>
-          <w:sz w:val="18"/>
-          <w:highlight w:val="lightGray"/>
-        </w:rPr>
-        <w:t>P</w:t>
-      </w:r>
-      <w:r>
-        <w:rPr>
-          <w:rFonts w:ascii="Arial" w:hAnsi="Arial" w:eastAsia="Arial" w:cs="Arial"/>
-          <w:b w:val="0"/>
-          <w:i w:val="0"/>
-          <w:color w:val="000000"/>
-          <w:sz w:val="18"/>
-          <w:highlight w:val="lightGray"/>
-        </w:rPr>
-        <w:t>T</w:t>
-      </w:r>
-      <w:r>
-        <w:rPr>
-          <w:rFonts w:ascii="Arial" w:hAnsi="Arial" w:eastAsia="Arial" w:cs="Cambria Math"/>
-          <w:b w:val="0"/>
-          <w:i w:val="0"/>
-          <w:color w:val="000000"/>
-          <w:sz w:val="18"/>
-          <w:highlight w:val="lightGray"/>
-        </w:rPr>
-        <w:t>‑</w:t>
-      </w:r>
-      <w:r>
-        <w:rPr>
-          <w:rFonts w:ascii="Arial" w:hAnsi="Arial" w:eastAsia="Arial" w:cs="Arial"/>
-          <w:b w:val="0"/>
-          <w:i w:val="0"/>
-          <w:color w:val="000000"/>
-          <w:sz w:val="18"/>
-          <w:highlight w:val="lightGray"/>
-        </w:rPr>
-        <w:t>5</w:t>
-      </w:r>
-      <w:r>
-        <w:rPr>
-          <w:rFonts w:ascii="Arial" w:hAnsi="Arial" w:eastAsia="Arial" w:cs="Arial"/>
-          <w:b w:val="0"/>
-          <w:i w:val="0"/>
-          <w:color w:val="000000"/>
-          <w:sz w:val="18"/>
-          <w:highlight w:val="lightGray"/>
-        </w:rPr>
-        <w:t xml:space="preserve"> </w:t>
-      </w:r>
-      <w:r>
-        <w:rPr>
-          <w:rFonts w:ascii="Arial" w:hAnsi="Arial" w:eastAsia="Arial" w:cs="Arial"/>
-          <w:b w:val="0"/>
-          <w:i w:val="0"/>
-          <w:color w:val="000000"/>
-          <w:sz w:val="18"/>
-          <w:highlight w:val="lightGray"/>
-        </w:rPr>
-        <w:t>M</w:t>
-      </w:r>
-      <w:r>
-        <w:rPr>
-          <w:rFonts w:ascii="Arial" w:hAnsi="Arial" w:eastAsia="Arial" w:cs="Arial"/>
-          <w:b w:val="0"/>
-          <w:i w:val="0"/>
-          <w:color w:val="000000"/>
-          <w:sz w:val="18"/>
-          <w:highlight w:val="lightGray"/>
-        </w:rPr>
-        <w:t>i</w:t>
-      </w:r>
-      <w:r>
-        <w:rPr>
-          <w:rFonts w:ascii="Arial" w:hAnsi="Arial" w:eastAsia="Arial" w:cs="Arial"/>
-          <w:b w:val="0"/>
+          <w:rFonts w:ascii="Arial" w:hAnsi="Arial"/>
+          <w:b/>
+          <w:i w:val="0"/>
+          <w:color w:val="000000"/>
+          <w:sz w:val="18"/>
+          <w:highlight w:val="lightGray"/>
+        </w:rPr>
+        <w:t>o</w:t>
+      </w:r>
+      <w:r>
+        <w:rPr>
+          <w:rFonts w:ascii="Arial" w:hAnsi="Arial"/>
+          <w:b/>
           <w:i w:val="0"/>
           <w:color w:val="000000"/>
           <w:sz w:val="18"/>
@@ -3475,73 +3255,7 @@
       </w:r>
       <w:r>
         <w:rPr>
-          <w:rFonts w:ascii="Arial" w:hAnsi="Arial" w:eastAsia="Arial" w:cs="Arial"/>
-          <w:b w:val="0"/>
-          <w:i w:val="0"/>
-          <w:color w:val="000000"/>
-          <w:sz w:val="18"/>
-          <w:highlight w:val="lightGray"/>
-        </w:rPr>
-        <w:t>i</w:t>
-      </w:r>
-      <w:r>
-        <w:rPr>
-          <w:rFonts w:ascii="Arial" w:hAnsi="Arial" w:eastAsia="Arial" w:cs="Arial"/>
-          <w:b w:val="0"/>
-          <w:i w:val="0"/>
-          <w:color w:val="000000"/>
-          <w:sz w:val="18"/>
-          <w:highlight w:val="lightGray"/>
-        </w:rPr>
-        <w:t>)</w:t>
-      </w:r>
-      <w:r>
-        <w:rPr>
-          <w:rFonts w:ascii="Arial" w:hAnsi="Arial" w:eastAsia="Arial" w:cs="Arial"/>
-          <w:b w:val="0"/>
-          <w:i w:val="0"/>
-          <w:color w:val="000000"/>
-          <w:sz w:val="18"/>
-          <w:highlight w:val="lightGray"/>
-        </w:rPr>
-        <w:t>]</w:t>
-      </w:r>
-      <w:r>
-        <w:rPr>
-          <w:rFonts w:ascii="Arial" w:hAnsi="Arial" w:eastAsia="Arial" w:cs="Arial"/>
-          <w:b w:val="0"/>
-          <w:i w:val="0"/>
-          <w:color w:val="000000"/>
-          <w:sz w:val="18"/>
-          <w:highlight w:val="lightGray"/>
-        </w:rPr>
-        <w:t xml:space="preserve"> </w:t>
-      </w:r>
-      <w:r>
-        <w:rPr>
-          <w:rFonts w:ascii="Arial" w:hAnsi="Arial" w:eastAsia="Arial" w:cs="Arial"/>
-          <w:b/>
-          <w:i w:val="0"/>
-          <w:color w:val="000000"/>
-          <w:sz w:val="18"/>
-          <w:highlight w:val="lightGray"/>
-        </w:rPr>
-        <w:t>o</w:t>
-      </w:r>
-      <w:r>
-        <w:rPr>
-          <w:rFonts w:ascii="Arial" w:hAnsi="Arial" w:eastAsia="Arial" w:cs="Arial"/>
-          <w:b/>
-          <w:i w:val="0"/>
-          <w:color w:val="000000"/>
-          <w:sz w:val="18"/>
-          <w:highlight w:val="lightGray"/>
-        </w:rPr>
-        <w:t>n</w:t>
-      </w:r>
-      <w:r>
-        <w:rPr>
-          <w:rFonts w:ascii="Arial" w:hAnsi="Arial" w:eastAsia="Arial"/>
+          <w:rFonts w:ascii="Arial" w:hAnsi="Arial"/>
           <w:b w:val="0"/>
           <w:i w:val="0"/>
           <w:sz w:val="18"/>
@@ -5098,33 +4812,44 @@
           <w:sz w:val="18"/>
           <w:highlight w:val="lightGray"/>
         </w:rPr>
-        <w:t>g</w:t>
-      </w:r>
-      <w:r>
-        <w:rPr>
-          <w:rFonts w:ascii="Arial" w:hAnsi="Arial" w:eastAsia="Arial" w:cs="Arial"/>
-          <w:b w:val="0"/>
-          <w:i w:val="0"/>
-          <w:color w:val="000000"/>
-          <w:sz w:val="18"/>
-          <w:highlight w:val="lightGray"/>
-        </w:rPr>
-        <w:t>p</w:t>
-      </w:r>
-      <w:r>
-        <w:rPr>
-          <w:rFonts w:ascii="Arial" w:hAnsi="Arial" w:eastAsia="Arial" w:cs="Arial"/>
-          <w:b w:val="0"/>
-          <w:i w:val="0"/>
-          <w:color w:val="000000"/>
-          <w:sz w:val="18"/>
-          <w:highlight w:val="lightGray"/>
-        </w:rPr>
-        <w:t>t</w:t>
-      </w:r>
-      <w:r>
-        <w:rPr>
-          <w:rFonts w:ascii="Arial" w:hAnsi="Arial" w:eastAsia="Arial" w:cs="Arial"/>
+        <w:t>G</w:t>
+      </w:r>
+      <w:r>
+        <w:rPr>
+          <w:rFonts w:ascii="Arial" w:hAnsi="Arial" w:eastAsia="Arial" w:cs="Arial"/>
+          <w:b w:val="0"/>
+          <w:i w:val="0"/>
+          <w:color w:val="000000"/>
+          <w:sz w:val="18"/>
+          <w:highlight w:val="lightGray"/>
+        </w:rPr>
+        <w:t>P</w:t>
+      </w:r>
+      <w:r>
+        <w:rPr>
+          <w:rFonts w:ascii="Arial" w:hAnsi="Arial" w:eastAsia="Arial" w:cs="Arial"/>
+          <w:b w:val="0"/>
+          <w:i w:val="0"/>
+          <w:color w:val="000000"/>
+          <w:sz w:val="18"/>
+          <w:highlight w:val="lightGray"/>
+        </w:rPr>
+        <w:t>T</w:t>
+      </w:r>
+      <w:r>
+        <w:rPr>
+          <w:rFonts w:ascii="Arial" w:hAnsi="Arial" w:eastAsia="Arial" w:cs="Arial"/>
+          <w:b w:val="0"/>
+          <w:i w:val="0"/>
+          <w:color w:val="000000"/>
+          <w:sz w:val="18"/>
+          <w:highlight w:val="lightGray"/>
+        </w:rPr>
+        <w:t>]</w:t>
+      </w:r>
+      <w:r>
+        <w:rPr>
+          <w:rFonts w:ascii="Arial" w:hAnsi="Arial"/>
           <w:b w:val="0"/>
           <w:i w:val="0"/>
           <w:color w:val="000000"/>
@@ -5135,107 +4860,19 @@
       </w:r>
       <w:r>
         <w:rPr>
-          <w:rFonts w:ascii="Arial" w:hAnsi="Arial" w:eastAsia="Arial" w:cs="Arial"/>
-          <w:b w:val="0"/>
-          <w:i w:val="0"/>
-          <w:color w:val="000000"/>
-          <w:sz w:val="18"/>
-          <w:highlight w:val="lightGray"/>
-        </w:rPr>
-        <w:t>(</w:t>
-      </w:r>
-      <w:r>
-        <w:rPr>
-          <w:rFonts w:ascii="Arial" w:hAnsi="Arial" w:eastAsia="Arial" w:cs="Arial"/>
-          <w:b w:val="0"/>
-          <w:i w:val="0"/>
-          <w:color w:val="000000"/>
-          <w:sz w:val="18"/>
-          <w:highlight w:val="lightGray"/>
-        </w:rPr>
-        <w:t>G</w:t>
-      </w:r>
-      <w:r>
-        <w:rPr>
-          <w:rFonts w:ascii="Arial" w:hAnsi="Arial" w:eastAsia="Arial" w:cs="Arial"/>
-          <w:b w:val="0"/>
-          <w:i w:val="0"/>
-          <w:color w:val="000000"/>
-          <w:sz w:val="18"/>
-          <w:highlight w:val="lightGray"/>
-        </w:rPr>
-        <w:t>P</w:t>
-      </w:r>
-      <w:r>
-        <w:rPr>
-          <w:rFonts w:ascii="Arial" w:hAnsi="Arial" w:eastAsia="Arial" w:cs="Arial"/>
-          <w:b w:val="0"/>
-          <w:i w:val="0"/>
-          <w:color w:val="000000"/>
-          <w:sz w:val="18"/>
-          <w:highlight w:val="lightGray"/>
-        </w:rPr>
-        <w:t>T</w:t>
-      </w:r>
-      <w:r>
-        <w:rPr>
-          <w:rFonts w:ascii="Arial" w:hAnsi="Arial" w:eastAsia="Arial" w:cs="Cambria Math"/>
-          <w:b w:val="0"/>
-          <w:i w:val="0"/>
-          <w:color w:val="000000"/>
-          <w:sz w:val="18"/>
-          <w:highlight w:val="lightGray"/>
-        </w:rPr>
-        <w:t>‑</w:t>
-      </w:r>
-      <w:r>
-        <w:rPr>
-          <w:rFonts w:ascii="Arial" w:hAnsi="Arial" w:eastAsia="Arial" w:cs="Arial"/>
-          <w:b w:val="0"/>
-          <w:i w:val="0"/>
-          <w:color w:val="000000"/>
-          <w:sz w:val="18"/>
-          <w:highlight w:val="lightGray"/>
-        </w:rPr>
-        <w:t>5</w:t>
-      </w:r>
-      <w:r>
-        <w:rPr>
-          <w:rFonts w:ascii="Arial" w:hAnsi="Arial" w:eastAsia="Arial" w:cs="Arial"/>
-          <w:b w:val="0"/>
-          <w:i w:val="0"/>
-          <w:color w:val="000000"/>
-          <w:sz w:val="18"/>
-          <w:highlight w:val="lightGray"/>
-        </w:rPr>
-        <w:t xml:space="preserve"> </w:t>
-      </w:r>
-      <w:r>
-        <w:rPr>
-          <w:rFonts w:ascii="Arial" w:hAnsi="Arial" w:eastAsia="Arial" w:cs="Arial"/>
-          <w:b w:val="0"/>
-          <w:i w:val="0"/>
-          <w:color w:val="000000"/>
-          <w:sz w:val="18"/>
-          <w:highlight w:val="lightGray"/>
-        </w:rPr>
-        <w:t>M</w:t>
-      </w:r>
-      <w:r>
-        <w:rPr>
-          <w:rFonts w:ascii="Arial" w:hAnsi="Arial" w:eastAsia="Arial" w:cs="Arial"/>
-          <w:b w:val="0"/>
-          <w:i w:val="0"/>
-          <w:color w:val="000000"/>
-          <w:sz w:val="18"/>
-          <w:highlight w:val="lightGray"/>
-        </w:rPr>
-        <w:t>i</w:t>
-      </w:r>
-      <w:r>
-        <w:rPr>
-          <w:rFonts w:ascii="Arial" w:hAnsi="Arial" w:eastAsia="Arial" w:cs="Arial"/>
-          <w:b w:val="0"/>
+          <w:rFonts w:ascii="Arial" w:hAnsi="Arial"/>
+          <w:b/>
+          <w:i w:val="0"/>
+          <w:color w:val="000000"/>
+          <w:sz w:val="18"/>
+          <w:highlight w:val="lightGray"/>
+        </w:rPr>
+        <w:t>o</w:t>
+      </w:r>
+      <w:r>
+        <w:rPr>
+          <w:rFonts w:ascii="Arial" w:hAnsi="Arial"/>
+          <w:b/>
           <w:i w:val="0"/>
           <w:color w:val="000000"/>
           <w:sz w:val="18"/>
@@ -5245,73 +4882,7 @@
       </w:r>
       <w:r>
         <w:rPr>
-          <w:rFonts w:ascii="Arial" w:hAnsi="Arial" w:eastAsia="Arial" w:cs="Arial"/>
-          <w:b w:val="0"/>
-          <w:i w:val="0"/>
-          <w:color w:val="000000"/>
-          <w:sz w:val="18"/>
-          <w:highlight w:val="lightGray"/>
-        </w:rPr>
-        <w:t>i</w:t>
-      </w:r>
-      <w:r>
-        <w:rPr>
-          <w:rFonts w:ascii="Arial" w:hAnsi="Arial" w:eastAsia="Arial" w:cs="Arial"/>
-          <w:b w:val="0"/>
-          <w:i w:val="0"/>
-          <w:color w:val="000000"/>
-          <w:sz w:val="18"/>
-          <w:highlight w:val="lightGray"/>
-        </w:rPr>
-        <w:t>)</w:t>
-      </w:r>
-      <w:r>
-        <w:rPr>
-          <w:rFonts w:ascii="Arial" w:hAnsi="Arial" w:eastAsia="Arial" w:cs="Arial"/>
-          <w:b w:val="0"/>
-          <w:i w:val="0"/>
-          <w:color w:val="000000"/>
-          <w:sz w:val="18"/>
-          <w:highlight w:val="lightGray"/>
-        </w:rPr>
-        <w:t>]</w:t>
-      </w:r>
-      <w:r>
-        <w:rPr>
-          <w:rFonts w:ascii="Arial" w:hAnsi="Arial" w:eastAsia="Arial" w:cs="Arial"/>
-          <w:b w:val="0"/>
-          <w:i w:val="0"/>
-          <w:color w:val="000000"/>
-          <w:sz w:val="18"/>
-          <w:highlight w:val="lightGray"/>
-        </w:rPr>
-        <w:t xml:space="preserve"> </w:t>
-      </w:r>
-      <w:r>
-        <w:rPr>
-          <w:rFonts w:ascii="Arial" w:hAnsi="Arial" w:eastAsia="Arial" w:cs="Arial"/>
-          <w:b/>
-          <w:i w:val="0"/>
-          <w:color w:val="000000"/>
-          <w:sz w:val="18"/>
-          <w:highlight w:val="lightGray"/>
-        </w:rPr>
-        <w:t>o</w:t>
-      </w:r>
-      <w:r>
-        <w:rPr>
-          <w:rFonts w:ascii="Arial" w:hAnsi="Arial" w:eastAsia="Arial" w:cs="Arial"/>
-          <w:b/>
-          <w:i w:val="0"/>
-          <w:color w:val="000000"/>
-          <w:sz w:val="18"/>
-          <w:highlight w:val="lightGray"/>
-        </w:rPr>
-        <w:t>n</w:t>
-      </w:r>
-      <w:r>
-        <w:rPr>
-          <w:rFonts w:ascii="Arial" w:hAnsi="Arial" w:eastAsia="Arial"/>
+          <w:rFonts w:ascii="Arial" w:hAnsi="Arial"/>
           <w:b w:val="0"/>
           <w:i w:val="0"/>
           <w:sz w:val="18"/>
